--- a/odigoi/01_lab1-docker.en.docx
+++ b/odigoi/01_lab1-docker.en.docx
@@ -20,7 +20,7 @@
           <w:sz w:val="22"/>
           <w:szCs w:val="22"/>
         </w:rPr>
-        <w:id w:val="-290052279"/>
+        <w:id w:val="596371982"/>
         <w:docPartObj>
           <w:docPartGallery w:val="Table of Contents"/>
           <w:docPartUnique/>
@@ -48,7 +48,7 @@
               <w:kern w:val="2"/>
               <w:sz w:val="24"/>
               <w:szCs w:val="24"/>
-              <w:lang w:val="el-GR" w:eastAsia="el-GR" w:bidi="he-IL"/>
+              <w:lang w:val="el-GR" w:eastAsia="el-GR"/>
               <w14:ligatures w14:val="standardContextual"/>
             </w:rPr>
           </w:pPr>
@@ -61,7 +61,7 @@
           <w:r>
             <w:fldChar w:fldCharType="separate"/>
           </w:r>
-          <w:hyperlink w:anchor="_Toc224590094" w:history="1">
+          <w:hyperlink w:anchor="_Toc224641034" w:history="1">
             <w:r>
               <w:rPr>
                 <w:rStyle w:val="Hyperlink"/>
@@ -88,7 +88,7 @@
                 <w:noProof/>
                 <w:webHidden/>
               </w:rPr>
-              <w:instrText xml:space="preserve"> PAGEREF _Toc224590094 \h </w:instrText>
+              <w:instrText xml:space="preserve"> PAGEREF _Toc224641034 \h </w:instrText>
             </w:r>
             <w:r>
               <w:rPr>
@@ -131,11 +131,11 @@
               <w:kern w:val="2"/>
               <w:sz w:val="24"/>
               <w:szCs w:val="24"/>
-              <w:lang w:val="el-GR" w:eastAsia="el-GR" w:bidi="he-IL"/>
+              <w:lang w:val="el-GR" w:eastAsia="el-GR"/>
               <w14:ligatures w14:val="standardContextual"/>
             </w:rPr>
           </w:pPr>
-          <w:hyperlink w:anchor="_Toc224590095" w:history="1">
+          <w:hyperlink w:anchor="_Toc224641035" w:history="1">
             <w:r>
               <w:rPr>
                 <w:rStyle w:val="Hyperlink"/>
@@ -162,7 +162,7 @@
                 <w:noProof/>
                 <w:webHidden/>
               </w:rPr>
-              <w:instrText xml:space="preserve"> PAGEREF _Toc224590095 \h </w:instrText>
+              <w:instrText xml:space="preserve"> PAGEREF _Toc224641035 \h </w:instrText>
             </w:r>
             <w:r>
               <w:rPr>
@@ -205,11 +205,11 @@
               <w:kern w:val="2"/>
               <w:sz w:val="24"/>
               <w:szCs w:val="24"/>
-              <w:lang w:val="el-GR" w:eastAsia="el-GR" w:bidi="he-IL"/>
+              <w:lang w:val="el-GR" w:eastAsia="el-GR"/>
               <w14:ligatures w14:val="standardContextual"/>
             </w:rPr>
           </w:pPr>
-          <w:hyperlink w:anchor="_Toc224590096" w:history="1">
+          <w:hyperlink w:anchor="_Toc224641036" w:history="1">
             <w:r>
               <w:rPr>
                 <w:rStyle w:val="Hyperlink"/>
@@ -236,7 +236,7 @@
                 <w:noProof/>
                 <w:webHidden/>
               </w:rPr>
-              <w:instrText xml:space="preserve"> PAGEREF _Toc224590096 \h </w:instrText>
+              <w:instrText xml:space="preserve"> PAGEREF _Toc224641036 \h </w:instrText>
             </w:r>
             <w:r>
               <w:rPr>
@@ -279,11 +279,11 @@
               <w:kern w:val="2"/>
               <w:sz w:val="24"/>
               <w:szCs w:val="24"/>
-              <w:lang w:val="el-GR" w:eastAsia="el-GR" w:bidi="he-IL"/>
+              <w:lang w:val="el-GR" w:eastAsia="el-GR"/>
               <w14:ligatures w14:val="standardContextual"/>
             </w:rPr>
           </w:pPr>
-          <w:hyperlink w:anchor="_Toc224590097" w:history="1">
+          <w:hyperlink w:anchor="_Toc224641037" w:history="1">
             <w:r>
               <w:rPr>
                 <w:rStyle w:val="Hyperlink"/>
@@ -310,7 +310,7 @@
                 <w:noProof/>
                 <w:webHidden/>
               </w:rPr>
-              <w:instrText xml:space="preserve"> PAGEREF _Toc224590097 \h </w:instrText>
+              <w:instrText xml:space="preserve"> PAGEREF _Toc224641037 \h </w:instrText>
             </w:r>
             <w:r>
               <w:rPr>
@@ -353,11 +353,11 @@
               <w:kern w:val="2"/>
               <w:sz w:val="24"/>
               <w:szCs w:val="24"/>
-              <w:lang w:val="el-GR" w:eastAsia="el-GR" w:bidi="he-IL"/>
+              <w:lang w:val="el-GR" w:eastAsia="el-GR"/>
               <w14:ligatures w14:val="standardContextual"/>
             </w:rPr>
           </w:pPr>
-          <w:hyperlink w:anchor="_Toc224590098" w:history="1">
+          <w:hyperlink w:anchor="_Toc224641038" w:history="1">
             <w:r>
               <w:rPr>
                 <w:rStyle w:val="Hyperlink"/>
@@ -384,7 +384,7 @@
                 <w:noProof/>
                 <w:webHidden/>
               </w:rPr>
-              <w:instrText xml:space="preserve"> PAGEREF _Toc224590098 \h </w:instrText>
+              <w:instrText xml:space="preserve"> PAGEREF _Toc224641038 \h </w:instrText>
             </w:r>
             <w:r>
               <w:rPr>
@@ -427,11 +427,11 @@
               <w:kern w:val="2"/>
               <w:sz w:val="24"/>
               <w:szCs w:val="24"/>
-              <w:lang w:val="el-GR" w:eastAsia="el-GR" w:bidi="he-IL"/>
+              <w:lang w:val="el-GR" w:eastAsia="el-GR"/>
               <w14:ligatures w14:val="standardContextual"/>
             </w:rPr>
           </w:pPr>
-          <w:hyperlink w:anchor="_Toc224590099" w:history="1">
+          <w:hyperlink w:anchor="_Toc224641039" w:history="1">
             <w:r>
               <w:rPr>
                 <w:rStyle w:val="Hyperlink"/>
@@ -474,7 +474,7 @@
                 <w:noProof/>
                 <w:webHidden/>
               </w:rPr>
-              <w:instrText xml:space="preserve"> PAGEREF _Toc224590099 \h </w:instrText>
+              <w:instrText xml:space="preserve"> PAGEREF _Toc224641039 \h </w:instrText>
             </w:r>
             <w:r>
               <w:rPr>
@@ -517,11 +517,11 @@
               <w:kern w:val="2"/>
               <w:sz w:val="24"/>
               <w:szCs w:val="24"/>
-              <w:lang w:val="el-GR" w:eastAsia="el-GR" w:bidi="he-IL"/>
+              <w:lang w:val="el-GR" w:eastAsia="el-GR"/>
               <w14:ligatures w14:val="standardContextual"/>
             </w:rPr>
           </w:pPr>
-          <w:hyperlink w:anchor="_Toc224590100" w:history="1">
+          <w:hyperlink w:anchor="_Toc224641040" w:history="1">
             <w:r>
               <w:rPr>
                 <w:rStyle w:val="Hyperlink"/>
@@ -557,7 +557,7 @@
                 <w:noProof/>
                 <w:webHidden/>
               </w:rPr>
-              <w:instrText xml:space="preserve"> PAGEREF _Toc224590100 \h </w:instrText>
+              <w:instrText xml:space="preserve"> PAGEREF _Toc224641040 \h </w:instrText>
             </w:r>
             <w:r>
               <w:rPr>
@@ -600,11 +600,11 @@
               <w:kern w:val="2"/>
               <w:sz w:val="24"/>
               <w:szCs w:val="24"/>
-              <w:lang w:val="el-GR" w:eastAsia="el-GR" w:bidi="he-IL"/>
+              <w:lang w:val="el-GR" w:eastAsia="el-GR"/>
               <w14:ligatures w14:val="standardContextual"/>
             </w:rPr>
           </w:pPr>
-          <w:hyperlink w:anchor="_Toc224590101" w:history="1">
+          <w:hyperlink w:anchor="_Toc224641041" w:history="1">
             <w:r>
               <w:rPr>
                 <w:rStyle w:val="Hyperlink"/>
@@ -631,7 +631,7 @@
                 <w:noProof/>
                 <w:webHidden/>
               </w:rPr>
-              <w:instrText xml:space="preserve"> PAGEREF _Toc224590101 \h </w:instrText>
+              <w:instrText xml:space="preserve"> PAGEREF _Toc224641041 \h </w:instrText>
             </w:r>
             <w:r>
               <w:rPr>
@@ -674,11 +674,11 @@
               <w:kern w:val="2"/>
               <w:sz w:val="24"/>
               <w:szCs w:val="24"/>
-              <w:lang w:val="el-GR" w:eastAsia="el-GR" w:bidi="he-IL"/>
+              <w:lang w:val="el-GR" w:eastAsia="el-GR"/>
               <w14:ligatures w14:val="standardContextual"/>
             </w:rPr>
           </w:pPr>
-          <w:hyperlink w:anchor="_Toc224590102" w:history="1">
+          <w:hyperlink w:anchor="_Toc224641042" w:history="1">
             <w:r>
               <w:rPr>
                 <w:rStyle w:val="Hyperlink"/>
@@ -705,7 +705,7 @@
                 <w:noProof/>
                 <w:webHidden/>
               </w:rPr>
-              <w:instrText xml:space="preserve"> PAGEREF _Toc224590102 \h </w:instrText>
+              <w:instrText xml:space="preserve"> PAGEREF _Toc224641042 \h </w:instrText>
             </w:r>
             <w:r>
               <w:rPr>
@@ -748,11 +748,11 @@
               <w:kern w:val="2"/>
               <w:sz w:val="24"/>
               <w:szCs w:val="24"/>
-              <w:lang w:val="el-GR" w:eastAsia="el-GR" w:bidi="he-IL"/>
+              <w:lang w:val="el-GR" w:eastAsia="el-GR"/>
               <w14:ligatures w14:val="standardContextual"/>
             </w:rPr>
           </w:pPr>
-          <w:hyperlink w:anchor="_Toc224590103" w:history="1">
+          <w:hyperlink w:anchor="_Toc224641043" w:history="1">
             <w:r>
               <w:rPr>
                 <w:rStyle w:val="Hyperlink"/>
@@ -779,7 +779,7 @@
                 <w:noProof/>
                 <w:webHidden/>
               </w:rPr>
-              <w:instrText xml:space="preserve"> PAGEREF _Toc224590103 \h </w:instrText>
+              <w:instrText xml:space="preserve"> PAGEREF _Toc224641043 \h </w:instrText>
             </w:r>
             <w:r>
               <w:rPr>
@@ -822,11 +822,11 @@
               <w:kern w:val="2"/>
               <w:sz w:val="24"/>
               <w:szCs w:val="24"/>
-              <w:lang w:val="el-GR" w:eastAsia="el-GR" w:bidi="he-IL"/>
+              <w:lang w:val="el-GR" w:eastAsia="el-GR"/>
               <w14:ligatures w14:val="standardContextual"/>
             </w:rPr>
           </w:pPr>
-          <w:hyperlink w:anchor="_Toc224590104" w:history="1">
+          <w:hyperlink w:anchor="_Toc224641044" w:history="1">
             <w:r>
               <w:rPr>
                 <w:rStyle w:val="Hyperlink"/>
@@ -853,7 +853,7 @@
                 <w:noProof/>
                 <w:webHidden/>
               </w:rPr>
-              <w:instrText xml:space="preserve"> PAGEREF _Toc224590104 \h </w:instrText>
+              <w:instrText xml:space="preserve"> PAGEREF _Toc224641044 \h </w:instrText>
             </w:r>
             <w:r>
               <w:rPr>
@@ -896,11 +896,11 @@
               <w:kern w:val="2"/>
               <w:sz w:val="24"/>
               <w:szCs w:val="24"/>
-              <w:lang w:val="el-GR" w:eastAsia="el-GR" w:bidi="he-IL"/>
+              <w:lang w:val="el-GR" w:eastAsia="el-GR"/>
               <w14:ligatures w14:val="standardContextual"/>
             </w:rPr>
           </w:pPr>
-          <w:hyperlink w:anchor="_Toc224590105" w:history="1">
+          <w:hyperlink w:anchor="_Toc224641045" w:history="1">
             <w:r>
               <w:rPr>
                 <w:rStyle w:val="Hyperlink"/>
@@ -927,7 +927,7 @@
                 <w:noProof/>
                 <w:webHidden/>
               </w:rPr>
-              <w:instrText xml:space="preserve"> PAGEREF _Toc224590105 \h </w:instrText>
+              <w:instrText xml:space="preserve"> PAGEREF _Toc224641045 \h </w:instrText>
             </w:r>
             <w:r>
               <w:rPr>
@@ -970,11 +970,11 @@
               <w:kern w:val="2"/>
               <w:sz w:val="24"/>
               <w:szCs w:val="24"/>
-              <w:lang w:val="el-GR" w:eastAsia="el-GR" w:bidi="he-IL"/>
+              <w:lang w:val="el-GR" w:eastAsia="el-GR"/>
               <w14:ligatures w14:val="standardContextual"/>
             </w:rPr>
           </w:pPr>
-          <w:hyperlink w:anchor="_Toc224590106" w:history="1">
+          <w:hyperlink w:anchor="_Toc224641046" w:history="1">
             <w:r>
               <w:rPr>
                 <w:rStyle w:val="Hyperlink"/>
@@ -1010,7 +1010,7 @@
                 <w:noProof/>
                 <w:webHidden/>
               </w:rPr>
-              <w:instrText xml:space="preserve"> PAGEREF _Toc224590106 \h </w:instrText>
+              <w:instrText xml:space="preserve"> PAGEREF _Toc224641046 \h </w:instrText>
             </w:r>
             <w:r>
               <w:rPr>
@@ -1053,11 +1053,11 @@
               <w:kern w:val="2"/>
               <w:sz w:val="24"/>
               <w:szCs w:val="24"/>
-              <w:lang w:val="el-GR" w:eastAsia="el-GR" w:bidi="he-IL"/>
+              <w:lang w:val="el-GR" w:eastAsia="el-GR"/>
               <w14:ligatures w14:val="standardContextual"/>
             </w:rPr>
           </w:pPr>
-          <w:hyperlink w:anchor="_Toc224590107" w:history="1">
+          <w:hyperlink w:anchor="_Toc224641047" w:history="1">
             <w:r>
               <w:rPr>
                 <w:rStyle w:val="Hyperlink"/>
@@ -1084,7 +1084,7 @@
                 <w:noProof/>
                 <w:webHidden/>
               </w:rPr>
-              <w:instrText xml:space="preserve"> PAGEREF _Toc224590107 \h </w:instrText>
+              <w:instrText xml:space="preserve"> PAGEREF _Toc224641047 \h </w:instrText>
             </w:r>
             <w:r>
               <w:rPr>
@@ -1127,11 +1127,11 @@
               <w:kern w:val="2"/>
               <w:sz w:val="24"/>
               <w:szCs w:val="24"/>
-              <w:lang w:val="el-GR" w:eastAsia="el-GR" w:bidi="he-IL"/>
+              <w:lang w:val="el-GR" w:eastAsia="el-GR"/>
               <w14:ligatures w14:val="standardContextual"/>
             </w:rPr>
           </w:pPr>
-          <w:hyperlink w:anchor="_Toc224590108" w:history="1">
+          <w:hyperlink w:anchor="_Toc224641048" w:history="1">
             <w:r>
               <w:rPr>
                 <w:rStyle w:val="Hyperlink"/>
@@ -1158,7 +1158,7 @@
                 <w:noProof/>
                 <w:webHidden/>
               </w:rPr>
-              <w:instrText xml:space="preserve"> PAGEREF _Toc224590108 \h </w:instrText>
+              <w:instrText xml:space="preserve"> PAGEREF _Toc224641048 \h </w:instrText>
             </w:r>
             <w:r>
               <w:rPr>
@@ -1201,11 +1201,11 @@
               <w:kern w:val="2"/>
               <w:sz w:val="24"/>
               <w:szCs w:val="24"/>
-              <w:lang w:val="el-GR" w:eastAsia="el-GR" w:bidi="he-IL"/>
+              <w:lang w:val="el-GR" w:eastAsia="el-GR"/>
               <w14:ligatures w14:val="standardContextual"/>
             </w:rPr>
           </w:pPr>
-          <w:hyperlink w:anchor="_Toc224590109" w:history="1">
+          <w:hyperlink w:anchor="_Toc224641049" w:history="1">
             <w:r>
               <w:rPr>
                 <w:rStyle w:val="Hyperlink"/>
@@ -1248,7 +1248,7 @@
                 <w:noProof/>
                 <w:webHidden/>
               </w:rPr>
-              <w:instrText xml:space="preserve"> PAGEREF _Toc224590109 \h </w:instrText>
+              <w:instrText xml:space="preserve"> PAGEREF _Toc224641049 \h </w:instrText>
             </w:r>
             <w:r>
               <w:rPr>
@@ -1291,11 +1291,11 @@
               <w:kern w:val="2"/>
               <w:sz w:val="24"/>
               <w:szCs w:val="24"/>
-              <w:lang w:val="el-GR" w:eastAsia="el-GR" w:bidi="he-IL"/>
+              <w:lang w:val="el-GR" w:eastAsia="el-GR"/>
               <w14:ligatures w14:val="standardContextual"/>
             </w:rPr>
           </w:pPr>
-          <w:hyperlink w:anchor="_Toc224590110" w:history="1">
+          <w:hyperlink w:anchor="_Toc224641050" w:history="1">
             <w:r>
               <w:rPr>
                 <w:rStyle w:val="Hyperlink"/>
@@ -1322,7 +1322,7 @@
                 <w:noProof/>
                 <w:webHidden/>
               </w:rPr>
-              <w:instrText xml:space="preserve"> PAGEREF _Toc224590110 \h </w:instrText>
+              <w:instrText xml:space="preserve"> PAGEREF _Toc224641050 \h </w:instrText>
             </w:r>
             <w:r>
               <w:rPr>
@@ -1365,11 +1365,11 @@
               <w:kern w:val="2"/>
               <w:sz w:val="24"/>
               <w:szCs w:val="24"/>
-              <w:lang w:val="el-GR" w:eastAsia="el-GR" w:bidi="he-IL"/>
+              <w:lang w:val="el-GR" w:eastAsia="el-GR"/>
               <w14:ligatures w14:val="standardContextual"/>
             </w:rPr>
           </w:pPr>
-          <w:hyperlink w:anchor="_Toc224590111" w:history="1">
+          <w:hyperlink w:anchor="_Toc224641051" w:history="1">
             <w:r>
               <w:rPr>
                 <w:rStyle w:val="Hyperlink"/>
@@ -1396,7 +1396,7 @@
                 <w:noProof/>
                 <w:webHidden/>
               </w:rPr>
-              <w:instrText xml:space="preserve"> PAGEREF _Toc224590111 \h </w:instrText>
+              <w:instrText xml:space="preserve"> PAGEREF _Toc224641051 \h </w:instrText>
             </w:r>
             <w:r>
               <w:rPr>
@@ -1439,11 +1439,11 @@
               <w:kern w:val="2"/>
               <w:sz w:val="24"/>
               <w:szCs w:val="24"/>
-              <w:lang w:val="el-GR" w:eastAsia="el-GR" w:bidi="he-IL"/>
+              <w:lang w:val="el-GR" w:eastAsia="el-GR"/>
               <w14:ligatures w14:val="standardContextual"/>
             </w:rPr>
           </w:pPr>
-          <w:hyperlink w:anchor="_Toc224590112" w:history="1">
+          <w:hyperlink w:anchor="_Toc224641052" w:history="1">
             <w:r>
               <w:rPr>
                 <w:rStyle w:val="Hyperlink"/>
@@ -1470,7 +1470,7 @@
                 <w:noProof/>
                 <w:webHidden/>
               </w:rPr>
-              <w:instrText xml:space="preserve"> PAGEREF _Toc224590112 \h </w:instrText>
+              <w:instrText xml:space="preserve"> PAGEREF _Toc224641052 \h </w:instrText>
             </w:r>
             <w:r>
               <w:rPr>
@@ -1513,7 +1513,7 @@
         <w:pStyle w:val="Heading1"/>
       </w:pPr>
       <w:bookmarkStart w:id="0" w:name="Xe3d0fc0bea9a42ce7605565d0964033d7f6ee47"/>
-      <w:bookmarkStart w:id="1" w:name="_Toc224590094"/>
+      <w:bookmarkStart w:id="1" w:name="_Toc224641034"/>
       <w:r>
         <w:t>1. Introduction</w:t>
       </w:r>
@@ -1559,7 +1559,7 @@
         <w:pStyle w:val="Heading1"/>
       </w:pPr>
       <w:bookmarkStart w:id="2" w:name="X4fefa55422fdea5929c9f39e70fdb8baff57664"/>
-      <w:bookmarkStart w:id="3" w:name="_Toc224590095"/>
+      <w:bookmarkStart w:id="3" w:name="_Toc224641035"/>
       <w:bookmarkEnd w:id="0"/>
       <w:r>
         <w:t>2. Running basic Docker commands</w:t>
@@ -1850,7 +1850,7 @@
         <w:pStyle w:val="Heading1"/>
       </w:pPr>
       <w:bookmarkStart w:id="4" w:name="X8abba50111ba46e7fe5718e8272dc30f05882e7"/>
-      <w:bookmarkStart w:id="5" w:name="_Toc224590096"/>
+      <w:bookmarkStart w:id="5" w:name="_Toc224641036"/>
       <w:bookmarkEnd w:id="2"/>
       <w:r>
         <w:t>3. Running a simple web server with Docker</w:t>
@@ -2005,7 +2005,7 @@
         <w:pStyle w:val="Heading1"/>
       </w:pPr>
       <w:bookmarkStart w:id="6" w:name="X7a1ab255b049d0786ea26b6182442700a1858cc"/>
-      <w:bookmarkStart w:id="7" w:name="_Toc224590097"/>
+      <w:bookmarkStart w:id="7" w:name="_Toc224641037"/>
       <w:bookmarkEnd w:id="4"/>
       <w:r>
         <w:t>4. Example 1: Creating a new Docker container with additional files</w:t>
@@ -2045,7 +2045,7 @@
         <w:pStyle w:val="Heading2"/>
       </w:pPr>
       <w:bookmarkStart w:id="8" w:name="X0559c2774336e7a9d4fe119ee029f6000bacb8c"/>
-      <w:bookmarkStart w:id="9" w:name="_Toc224590098"/>
+      <w:bookmarkStart w:id="9" w:name="_Toc224641038"/>
       <w:r>
         <w:t>4.1 Create a working directory</w:t>
       </w:r>
@@ -2093,7 +2093,7 @@
         <w:pStyle w:val="Heading2"/>
       </w:pPr>
       <w:bookmarkStart w:id="10" w:name="X56f3b43d16018aa4eb9b81c05d117a022e83257"/>
-      <w:bookmarkStart w:id="11" w:name="_Toc224590099"/>
+      <w:bookmarkStart w:id="11" w:name="_Toc224641039"/>
       <w:bookmarkEnd w:id="8"/>
       <w:r>
         <w:t xml:space="preserve">4.2 Create the </w:t>
@@ -2342,7 +2342,7 @@
         <w:pStyle w:val="Heading2"/>
       </w:pPr>
       <w:bookmarkStart w:id="12" w:name="X9e7c37a8b66d9501e1ace30bb845b56afbadd21"/>
-      <w:bookmarkStart w:id="13" w:name="_Toc224590100"/>
+      <w:bookmarkStart w:id="13" w:name="_Toc224641040"/>
       <w:bookmarkEnd w:id="10"/>
       <w:r>
         <w:lastRenderedPageBreak/>
@@ -2678,7 +2678,7 @@
         <w:pStyle w:val="Heading2"/>
       </w:pPr>
       <w:bookmarkStart w:id="14" w:name="Xea1371a86e7ce14239109f08908d08746685d9c"/>
-      <w:bookmarkStart w:id="15" w:name="_Toc224590101"/>
+      <w:bookmarkStart w:id="15" w:name="_Toc224641041"/>
       <w:bookmarkEnd w:id="12"/>
       <w:r>
         <w:t>4.4 Build the Docker image</w:t>
@@ -2724,7 +2724,7 @@
         <w:pStyle w:val="Heading2"/>
       </w:pPr>
       <w:bookmarkStart w:id="16" w:name="X3659fd70c05814a323c0b6caf1fb4c8e67c2e35"/>
-      <w:bookmarkStart w:id="17" w:name="_Toc224590102"/>
+      <w:bookmarkStart w:id="17" w:name="_Toc224641042"/>
       <w:bookmarkEnd w:id="14"/>
       <w:r>
         <w:t>4.5 Run the container</w:t>
@@ -2850,7 +2850,7 @@
         <w:pStyle w:val="Heading2"/>
       </w:pPr>
       <w:bookmarkStart w:id="18" w:name="X66356c0068cdc43e80f96221dcb048f7f95bbde"/>
-      <w:bookmarkStart w:id="19" w:name="_Toc224590103"/>
+      <w:bookmarkStart w:id="19" w:name="_Toc224641043"/>
       <w:bookmarkEnd w:id="16"/>
       <w:r>
         <w:t>4.6 Management and cleanup</w:t>
@@ -2940,7 +2940,7 @@
         <w:pStyle w:val="Heading1"/>
       </w:pPr>
       <w:bookmarkStart w:id="20" w:name="X010b844e6e43726d702666c50527a4ce13ff484"/>
-      <w:bookmarkStart w:id="21" w:name="_Toc224590104"/>
+      <w:bookmarkStart w:id="21" w:name="_Toc224641044"/>
       <w:bookmarkEnd w:id="6"/>
       <w:bookmarkEnd w:id="18"/>
       <w:r>
@@ -3012,7 +3012,7 @@
         <w:pStyle w:val="Heading2"/>
       </w:pPr>
       <w:bookmarkStart w:id="22" w:name="X0994e09b8da952bc4e79d3c977203b4f5d77db4"/>
-      <w:bookmarkStart w:id="23" w:name="_Toc224590105"/>
+      <w:bookmarkStart w:id="23" w:name="_Toc224641045"/>
       <w:r>
         <w:t>5.1 Create a working directory</w:t>
       </w:r>
@@ -3055,7 +3055,7 @@
         <w:pStyle w:val="Heading2"/>
       </w:pPr>
       <w:bookmarkStart w:id="24" w:name="Xf10380f81529621041a78a5ef3a85853c798230"/>
-      <w:bookmarkStart w:id="25" w:name="_Toc224590106"/>
+      <w:bookmarkStart w:id="25" w:name="_Toc224641046"/>
       <w:bookmarkEnd w:id="22"/>
       <w:r>
         <w:t xml:space="preserve">5.2 Create </w:t>
@@ -3780,7 +3780,7 @@
         <w:pStyle w:val="Heading2"/>
       </w:pPr>
       <w:bookmarkStart w:id="26" w:name="X6653150f93c8f5d412e477a56cb7cf4b0bd9202"/>
-      <w:bookmarkStart w:id="27" w:name="_Toc224590107"/>
+      <w:bookmarkStart w:id="27" w:name="_Toc224641047"/>
       <w:bookmarkEnd w:id="24"/>
       <w:r>
         <w:t>5.3 Create folders for the HTML files</w:t>
@@ -3809,7 +3809,7 @@
         <w:pStyle w:val="Heading2"/>
       </w:pPr>
       <w:bookmarkStart w:id="28" w:name="X26c8f6a470fbaaaf65e9398ff41f1f326a8d357"/>
-      <w:bookmarkStart w:id="29" w:name="_Toc224590108"/>
+      <w:bookmarkStart w:id="29" w:name="_Toc224641048"/>
       <w:bookmarkEnd w:id="26"/>
       <w:r>
         <w:t>5.4 Create HTML pages</w:t>
@@ -3934,7 +3934,7 @@
         <w:pStyle w:val="Heading2"/>
       </w:pPr>
       <w:bookmarkStart w:id="30" w:name="Xab8fedeaaa1bab5eec9d715ec5208cb8f7f7b0d"/>
-      <w:bookmarkStart w:id="31" w:name="_Toc224590109"/>
+      <w:bookmarkStart w:id="31" w:name="_Toc224641049"/>
       <w:bookmarkEnd w:id="28"/>
       <w:r>
         <w:t xml:space="preserve">5.5 Create the </w:t>
@@ -4198,7 +4198,7 @@
         <w:pStyle w:val="Heading1"/>
       </w:pPr>
       <w:bookmarkStart w:id="32" w:name="X1bb82d69c315d5166e93166059fda1b673b3e3e"/>
-      <w:bookmarkStart w:id="33" w:name="_Toc224590110"/>
+      <w:bookmarkStart w:id="33" w:name="_Toc224641050"/>
       <w:bookmarkEnd w:id="20"/>
       <w:bookmarkEnd w:id="30"/>
       <w:r>
@@ -4267,7 +4267,7 @@
         <w:pStyle w:val="Heading2"/>
       </w:pPr>
       <w:bookmarkStart w:id="34" w:name="X995fff114bf83e52a6d334f0bbcc889252a7dd8"/>
-      <w:bookmarkStart w:id="35" w:name="_Toc224590111"/>
+      <w:bookmarkStart w:id="35" w:name="_Toc224641051"/>
       <w:r>
         <w:t>6.1 Ephemeral storage (data is lost)</w:t>
       </w:r>
@@ -4532,7 +4532,7 @@
         <w:pStyle w:val="Heading2"/>
       </w:pPr>
       <w:bookmarkStart w:id="36" w:name="Xfcb8e00079e22f7824258ed9ce308cd40bf0c4b"/>
-      <w:bookmarkStart w:id="37" w:name="_Toc224590112"/>
+      <w:bookmarkStart w:id="37" w:name="_Toc224641052"/>
       <w:bookmarkEnd w:id="34"/>
       <w:r>
         <w:t>6.2 Persistent storage (data is preserved)</w:t>
@@ -5358,7 +5358,7 @@
   <w:abstractNum w:abstractNumId="9" w15:restartNumberingAfterBreak="0">
     <w:nsid w:val="0000A990"/>
     <w:multiLevelType w:val="multilevel"/>
-    <w:tmpl w:val="884A1314"/>
+    <w:tmpl w:val="03AE883C"/>
     <w:lvl w:ilvl="0">
       <w:numFmt w:val="bullet"/>
       <w:lvlText w:val=" "/>
@@ -5435,7 +5435,7 @@
   <w:abstractNum w:abstractNumId="10" w15:restartNumberingAfterBreak="0">
     <w:nsid w:val="0000A991"/>
     <w:multiLevelType w:val="multilevel"/>
-    <w:tmpl w:val="9146A8F4"/>
+    <w:tmpl w:val="88B28F4A"/>
     <w:lvl w:ilvl="0">
       <w:numFmt w:val="bullet"/>
       <w:lvlText w:val=""/>
@@ -5536,46 +5536,46 @@
       </w:rPr>
     </w:lvl>
   </w:abstractNum>
-  <w:num w:numId="1" w16cid:durableId="346060611">
+  <w:num w:numId="1" w16cid:durableId="1348797065">
     <w:abstractNumId w:val="8"/>
   </w:num>
-  <w:num w:numId="2" w16cid:durableId="299194334">
+  <w:num w:numId="2" w16cid:durableId="1325083368">
     <w:abstractNumId w:val="6"/>
   </w:num>
-  <w:num w:numId="3" w16cid:durableId="302808746">
+  <w:num w:numId="3" w16cid:durableId="292978238">
     <w:abstractNumId w:val="5"/>
   </w:num>
-  <w:num w:numId="4" w16cid:durableId="420415629">
+  <w:num w:numId="4" w16cid:durableId="121966198">
     <w:abstractNumId w:val="4"/>
   </w:num>
-  <w:num w:numId="5" w16cid:durableId="1710181007">
+  <w:num w:numId="5" w16cid:durableId="2100520609">
     <w:abstractNumId w:val="7"/>
   </w:num>
-  <w:num w:numId="6" w16cid:durableId="875771741">
+  <w:num w:numId="6" w16cid:durableId="1015035292">
     <w:abstractNumId w:val="3"/>
   </w:num>
-  <w:num w:numId="7" w16cid:durableId="1259217525">
+  <w:num w:numId="7" w16cid:durableId="123737863">
     <w:abstractNumId w:val="2"/>
   </w:num>
-  <w:num w:numId="8" w16cid:durableId="66152833">
+  <w:num w:numId="8" w16cid:durableId="90974699">
     <w:abstractNumId w:val="1"/>
   </w:num>
-  <w:num w:numId="9" w16cid:durableId="1977567491">
+  <w:num w:numId="9" w16cid:durableId="1436444160">
     <w:abstractNumId w:val="0"/>
   </w:num>
-  <w:num w:numId="10" w16cid:durableId="1557160516">
+  <w:num w:numId="10" w16cid:durableId="1193420550">
     <w:abstractNumId w:val="9"/>
   </w:num>
-  <w:num w:numId="11" w16cid:durableId="927272814">
+  <w:num w:numId="11" w16cid:durableId="23332623">
     <w:abstractNumId w:val="10"/>
   </w:num>
-  <w:num w:numId="12" w16cid:durableId="1173061444">
+  <w:num w:numId="12" w16cid:durableId="1071737836">
     <w:abstractNumId w:val="10"/>
   </w:num>
-  <w:num w:numId="13" w16cid:durableId="960693008">
+  <w:num w:numId="13" w16cid:durableId="4139358">
     <w:abstractNumId w:val="10"/>
   </w:num>
-  <w:num w:numId="14" w16cid:durableId="604192049">
+  <w:num w:numId="14" w16cid:durableId="1116680611">
     <w:abstractNumId w:val="10"/>
   </w:num>
 </w:numbering>
@@ -17396,7 +17396,7 @@
     <w:autoRedefine/>
     <w:uiPriority w:val="39"/>
     <w:unhideWhenUsed/>
-    <w:rsid w:val="00417E11"/>
+    <w:rsid w:val="00DB7B33"/>
     <w:pPr>
       <w:spacing w:after="100"/>
     </w:pPr>
@@ -17408,7 +17408,7 @@
     <w:autoRedefine/>
     <w:uiPriority w:val="39"/>
     <w:unhideWhenUsed/>
-    <w:rsid w:val="00417E11"/>
+    <w:rsid w:val="00DB7B33"/>
     <w:pPr>
       <w:spacing w:after="100"/>
       <w:ind w:left="220"/>
@@ -17419,7 +17419,7 @@
     <w:basedOn w:val="DefaultParagraphFont"/>
     <w:uiPriority w:val="99"/>
     <w:unhideWhenUsed/>
-    <w:rsid w:val="00417E11"/>
+    <w:rsid w:val="00DB7B33"/>
     <w:rPr>
       <w:color w:val="0000FF" w:themeColor="hyperlink"/>
       <w:u w:val="single"/>
